--- a/word_reports/LP_0044_위치_347_ABBA_Greatest Hits Vol.2.docx
+++ b/word_reports/LP_0044_위치_347_ABBA_Greatest Hits Vol.2.docx
@@ -4,7 +4,7 @@
   <w:body>
     <w:p>
       <w:pPr>
-        <w:spacing w:after="280"/>
+        <w:spacing w:after="80"/>
       </w:pPr>
       <w:r>
         <w:rPr w:rFonts="맑은 고딕">
@@ -13,94 +13,47 @@
           <w:color w:val="1E3A8A"/>
           <w:sz w:val="30"/>
         </w:rPr>
-        <w:t>[347] ABBA - Greatest Hits Vol.2</w:t>
+        <w:t>ABBA (아바) - Greatest Hits Vol.2</w:t>
       </w:r>
     </w:p>
     <w:p>
       <w:pPr>
-        <w:spacing w:after="320"/>
+        <w:spacing w:after="240"/>
       </w:pPr>
       <w:r>
         <w:rPr w:rFonts="맑은 고딕">
           <w:rFonts w:ascii="맑은 고딕" w:hAnsi="맑은 고딕" w:eastAsia="맑은 고딕"/>
           <w:b/>
-          <w:sz w:val="20"/>
+          <w:color w:val="4B5563"/>
+          <w:sz w:val="22"/>
         </w:rPr>
-        <w:t>■ 위치 : 347</w:t>
-        <w:br/>
-      </w:r>
-      <w:r>
-        <w:rPr w:rFonts="맑은 고딕">
-          <w:rFonts w:ascii="맑은 고딕" w:hAnsi="맑은 고딕" w:eastAsia="맑은 고딕"/>
-          <w:b/>
-          <w:sz w:val="20"/>
-        </w:rPr>
-        <w:t>■ 아티스트 : ABBA</w:t>
-        <w:br/>
-      </w:r>
-      <w:r>
-        <w:rPr w:rFonts="맑은 고딕">
-          <w:rFonts w:ascii="맑은 고딕" w:hAnsi="맑은 고딕" w:eastAsia="맑은 고딕"/>
-          <w:b/>
-          <w:sz w:val="20"/>
-        </w:rPr>
-        <w:t>■ 앨범명 : Greatest Hits Vol.2</w:t>
-        <w:br/>
-      </w:r>
-      <w:r>
-        <w:rPr w:rFonts="맑은 고딕">
-          <w:rFonts w:ascii="맑은 고딕" w:hAnsi="맑은 고딕" w:eastAsia="맑은 고딕"/>
-          <w:b w:val="0"/>
-          <w:sz w:val="20"/>
-        </w:rPr>
-        <w:t>■ 음반 레이블 : Polar Music / Epic</w:t>
-        <w:br/>
-      </w:r>
-      <w:r>
-        <w:rPr w:rFonts="맑은 고딕">
-          <w:rFonts w:ascii="맑은 고딕" w:hAnsi="맑은 고딕" w:eastAsia="맑은 고딕"/>
-          <w:b w:val="0"/>
-          <w:sz w:val="20"/>
-        </w:rPr>
-        <w:t>■ 발매년도 : 1979</w:t>
-        <w:br/>
-      </w:r>
-      <w:r>
-        <w:rPr w:rFonts="맑은 고딕">
-          <w:rFonts w:ascii="맑은 고딕" w:hAnsi="맑은 고딕" w:eastAsia="맑은 고딕"/>
-          <w:b w:val="0"/>
-          <w:sz w:val="20"/>
-        </w:rPr>
-        <w:t>■ 장르 : 팝 / 유로팝 / 디스코 (Pop / Europop / Disco)</w:t>
-        <w:br/>
-      </w:r>
-      <w:r>
-        <w:rPr w:rFonts="맑은 고딕">
-          <w:rFonts w:ascii="맑은 고딕" w:hAnsi="맑은 고딕" w:eastAsia="맑은 고딕"/>
-          <w:b w:val="0"/>
-          <w:sz w:val="20"/>
-        </w:rPr>
-        <w:t>■ 주요 수록곡 : - Gimme! Gimme! Gimme! (A Man After Midnight)</w:t>
-        <w:br/>
+        <w:t>위치 :  347</w:t>
       </w:r>
     </w:p>
     <w:p>
       <w:pPr>
-        <w:spacing w:after="160"/>
+        <w:spacing w:line="324" w:lineRule="auto" w:before="80" w:after="160"/>
       </w:pPr>
       <w:r>
         <w:rPr w:rFonts="맑은 고딕">
           <w:rFonts w:ascii="맑은 고딕" w:hAnsi="맑은 고딕" w:eastAsia="맑은 고딕"/>
           <w:b/>
           <w:color w:val="1F2937"/>
-          <w:sz w:val="24"/>
+          <w:sz w:val="22"/>
         </w:rPr>
-        <w:t>■ 음반 해설 및 감상 가이드</w:t>
+        <w:t xml:space="preserve">[음반 소개] </w:t>
+      </w:r>
+      <w:r>
+        <w:rPr w:rFonts="맑은 고딕">
+          <w:rFonts w:ascii="맑은 고딕" w:hAnsi="맑은 고딕" w:eastAsia="맑은 고딕"/>
+          <w:b w:val="0"/>
+          <w:sz w:val="21"/>
+        </w:rPr>
       </w:r>
     </w:p>
     <w:p>
       <w:pPr>
-        <w:spacing w:line="312" w:lineRule="auto" w:after="120"/>
+        <w:spacing w:line="324" w:lineRule="auto" w:after="120"/>
       </w:pPr>
       <w:r>
         <w:rPr w:rFonts="맑은 고딕">
@@ -108,51 +61,516 @@
           <w:b w:val="0"/>
           <w:sz w:val="21"/>
         </w:rPr>
-        <w:t>1970년대 후반, 세계 대중음악계의 정점에 서 있던 스웨덴 출신의 전설적인 팝 그룹 아바(ABBA)가 1979년 11월에 발표한 《Greatest Hits Vol.2》는 이들의 황금기를 총결산하는 명작 컴필레이션 음반입니다. 당시 북미와 유럽을 아우르는 대규모 월드 투어 시기와 맞물려 발매된 이 앨범은, 전작인 Vol.1 이후 1976년부터 1979년 사이에 탄생한 빛나는 히트곡들과 신곡을 집대성하여 음악적 성숙기와 대중적 전성기를 동시에 증명해 냈습니다.</w:t>
+        <w:t>1970년대 후반 찬란했던 유로팝의 황금기를 관통하며 북유럽의 정갈한 서정과 유려한 멜로디의 정점을 아로새긴 아바(ABBA)의 기념비적인 베스트 앨범입니다. 전작의 눈부신 성공을 넘어 음악적 성숙과 대중적 세련미가 완벽한 조화를 이룬 최전성기의 명곡들을 엄선하여 엮어낸 이 음반은, 시대를 초월해 인류의 보편적 감수성을 두드리는 마법 같은 선율을 품고 있습니다. 턴테이블의 회전과 함께 피어오르는 찬란한 하모니는 잊히지 않는 청춘의 온기와 아련한 낭만을 아날로그의 유려한 숨결로 온전히 되살려냅니다.</w:t>
       </w:r>
     </w:p>
     <w:p>
       <w:pPr>
-        <w:spacing w:line="312" w:lineRule="auto" w:after="120"/>
+        <w:spacing w:line="324" w:lineRule="auto" w:before="200" w:after="80"/>
       </w:pPr>
+      <w:r>
+        <w:rPr w:rFonts="맑은 고딕">
+          <w:rFonts w:ascii="맑은 고딕" w:hAnsi="맑은 고딕" w:eastAsia="맑은 고딕"/>
+          <w:b/>
+          <w:color w:val="1E3A8A"/>
+          <w:sz w:val="24"/>
+        </w:rPr>
+        <w:t>1. 음반 데이터</w:t>
+      </w:r>
+    </w:p>
+    <w:p>
+      <w:pPr>
+        <w:spacing w:line="324" w:lineRule="auto" w:after="80"/>
+      </w:pPr>
+      <w:r>
+        <w:rPr w:rFonts="맑은 고딕">
+          <w:rFonts w:ascii="맑은 고딕" w:hAnsi="맑은 고딕" w:eastAsia="맑은 고딕"/>
+          <w:b w:val="0"/>
+          <w:color w:val="6B7280"/>
+          <w:sz w:val="21"/>
+        </w:rPr>
+        <w:t xml:space="preserve">· </w:t>
+      </w:r>
+      <w:r>
+        <w:rPr w:rFonts="맑은 고딕">
+          <w:rFonts w:ascii="맑은 고딕" w:hAnsi="맑은 고딕" w:eastAsia="맑은 고딕"/>
+          <w:b/>
+          <w:color w:val="1F2937"/>
+          <w:sz w:val="21"/>
+        </w:rPr>
+        <w:t xml:space="preserve">앨범명: </w:t>
+      </w:r>
       <w:r>
         <w:rPr w:rFonts="맑은 고딕">
           <w:rFonts w:ascii="맑은 고딕" w:hAnsi="맑은 고딕" w:eastAsia="맑은 고딕"/>
           <w:b w:val="0"/>
           <w:sz w:val="21"/>
         </w:rPr>
-        <w:t>이 음반의 가장 큰 음악적 가치는 베니 안데르손(Benny Andersson)과 비요른 울바에우스(Björn Ulvaeus)의 정교한 작곡 및 프로듀싱 능력, 그리고 아그네타 펠츠코그(Agnetha Fältskog)와 애니프리드 륭스타드(Anni-Frid Lyngstad)의 독보적인 보컬 하모니가 이뤄낸 완벽한 조화에 있습니다. 단순한 중독성 팝을 넘어 유로디스코, 포크 rock, 그리고 클래시컬한 편곡 기법까지 아우르며, 70년대 후반의 시대적 흐름이었던 디스코 사운드를 자신들만의 고급스러운 팝 미학으로 승화시켰습니다.</w:t>
+        <w:t>Greatest Hits Vol.2</w:t>
       </w:r>
     </w:p>
     <w:p>
       <w:pPr>
-        <w:spacing w:line="312" w:lineRule="auto" w:after="120"/>
+        <w:spacing w:line="324" w:lineRule="auto" w:after="80"/>
       </w:pPr>
+      <w:r>
+        <w:rPr w:rFonts="맑은 고딕">
+          <w:rFonts w:ascii="맑은 고딕" w:hAnsi="맑은 고딕" w:eastAsia="맑은 고딕"/>
+          <w:b w:val="0"/>
+          <w:color w:val="6B7280"/>
+          <w:sz w:val="21"/>
+        </w:rPr>
+        <w:t xml:space="preserve">· </w:t>
+      </w:r>
+      <w:r>
+        <w:rPr w:rFonts="맑은 고딕">
+          <w:rFonts w:ascii="맑은 고딕" w:hAnsi="맑은 고딕" w:eastAsia="맑은 고딕"/>
+          <w:b/>
+          <w:color w:val="1F2937"/>
+          <w:sz w:val="21"/>
+        </w:rPr>
+        <w:t xml:space="preserve">아티스트: </w:t>
+      </w:r>
       <w:r>
         <w:rPr w:rFonts="맑은 고딕">
           <w:rFonts w:ascii="맑은 고딕" w:hAnsi="맑은 고딕" w:eastAsia="맑은 고딕"/>
           <w:b w:val="0"/>
           <w:sz w:val="21"/>
         </w:rPr>
-        <w:t>수록곡들을 살펴보면 음반의 독보적인 매력이 더욱 드러납니다. 앨범의 포문을 여는 신곡이자 대표작인 "Gimme! Gimme! Gimme! (A Man After Midnight)"는 긴장감 넘치는 신디사이저 리프와 강렬한 디스코 비트가 어우러진 댄스 팝의 정석을 보여줍니다. 반면, 유니세프(UNICEF) 기금 마련을 위해 쓰인 "Chiquitita"는 라틴풍의 아쿠스틱 기타와 웅장한 피아노, 감성적인 보컬 하모니가 어우러져 깊은 울림을 전합니다. 또한 이별의 아픔을 서정적이고 감각적인 멜로디로 풀어낸 "Knowing Me, Knowing You"와 치밀한 아카펠라 도입부가 인상적인 "Take a Chance on Me" 등 수록곡 하나하나가 팝 음악 역사에 궤적을 남긴 명곡들로 채워져 있습니다.</w:t>
+        <w:t>ABBA (아바)</w:t>
       </w:r>
     </w:p>
     <w:p>
       <w:pPr>
-        <w:spacing w:line="312" w:lineRule="auto" w:after="120"/>
+        <w:spacing w:line="324" w:lineRule="auto" w:after="80"/>
       </w:pPr>
+      <w:r>
+        <w:rPr w:rFonts="맑은 고딕">
+          <w:rFonts w:ascii="맑은 고딕" w:hAnsi="맑은 고딕" w:eastAsia="맑은 고딕"/>
+          <w:b w:val="0"/>
+          <w:color w:val="6B7280"/>
+          <w:sz w:val="21"/>
+        </w:rPr>
+        <w:t xml:space="preserve">· </w:t>
+      </w:r>
+      <w:r>
+        <w:rPr w:rFonts="맑은 고딕">
+          <w:rFonts w:ascii="맑은 고딕" w:hAnsi="맑은 고딕" w:eastAsia="맑은 고딕"/>
+          <w:b/>
+          <w:color w:val="1F2937"/>
+          <w:sz w:val="21"/>
+        </w:rPr>
+        <w:t xml:space="preserve">발매 정보: </w:t>
+      </w:r>
       <w:r>
         <w:rPr w:rFonts="맑은 고딕">
           <w:rFonts w:ascii="맑은 고딕" w:hAnsi="맑은 고딕" w:eastAsia="맑은 고딕"/>
           <w:b w:val="0"/>
           <w:sz w:val="21"/>
         </w:rPr>
-        <w:t>LP 바이닐로 감상하는 이 음반은 디지털 음원에서는 느끼기 힘든 풍부한 아날로그적 온기와 입체감을 선사합니다. 정교하게 다층 녹음된 두 여성 보컬의 오버더빙 레이어와 당시 최고 수준의 믹싱 기술이 투영된 베이스라인 및 현악 세션은, LP의 입체적인 음장을 통해 듣는 이에게 완벽한 음향적 쾌감을 전해줍니다. 20세기 대중음악이 도달했던 가장 아름답고 정교한 팝 사운드의 진수를 경험할 수 있는 명반입니다.</w:t>
+        <w:t>1979년 11월 폴라 뮤직(Polar Music)을 통해 발매되었으며, 대규모 월드 투어의 절정과 맞물려 1976년부터 1979년까지 이들이 도달한 음악적 결실을 집대성한 역사적 컴필레이션 음반입니다.</w:t>
+      </w:r>
+    </w:p>
+    <w:p>
+      <w:pPr>
+        <w:spacing w:line="324" w:lineRule="auto" w:after="80"/>
+      </w:pPr>
+      <w:r>
+        <w:rPr w:rFonts="맑은 고딕">
+          <w:rFonts w:ascii="맑은 고딕" w:hAnsi="맑은 고딕" w:eastAsia="맑은 고딕"/>
+          <w:b w:val="0"/>
+          <w:color w:val="6B7280"/>
+          <w:sz w:val="21"/>
+        </w:rPr>
+        <w:t xml:space="preserve">· </w:t>
+      </w:r>
+      <w:r>
+        <w:rPr w:rFonts="맑은 고딕">
+          <w:rFonts w:ascii="맑은 고딕" w:hAnsi="맑은 고딕" w:eastAsia="맑은 고딕"/>
+          <w:b/>
+          <w:color w:val="1F2937"/>
+          <w:sz w:val="21"/>
+        </w:rPr>
+        <w:t xml:space="preserve">LP 인기도(판매량): </w:t>
+      </w:r>
+      <w:r>
+        <w:rPr w:rFonts="맑은 고딕">
+          <w:rFonts w:ascii="맑은 고딕" w:hAnsi="맑은 고딕" w:eastAsia="맑은 고딕"/>
+          <w:b w:val="0"/>
+          <w:sz w:val="21"/>
+        </w:rPr>
+        <w:t>발매와 동시에 영국 앨범 차트 1위를 비롯하여 유럽 전역과 일본, 호주 등 글로벌 차트 정상을 석권하였고, 영국에서만 멀티 플래티넘을 기록하는 등 전 세계 수백만 장의 판매고를 올리며 시대의 애청반으로 확고히 자리매김했습니다.</w:t>
+      </w:r>
+    </w:p>
+    <w:p>
+      <w:pPr>
+        <w:spacing w:line="324" w:lineRule="auto" w:after="80"/>
+      </w:pPr>
+      <w:r>
+        <w:rPr w:rFonts="맑은 고딕">
+          <w:rFonts w:ascii="맑은 고딕" w:hAnsi="맑은 고딕" w:eastAsia="맑은 고딕"/>
+          <w:b w:val="0"/>
+          <w:color w:val="6B7280"/>
+          <w:sz w:val="21"/>
+        </w:rPr>
+        <w:t xml:space="preserve">· </w:t>
+      </w:r>
+      <w:r>
+        <w:rPr w:rFonts="맑은 고딕">
+          <w:rFonts w:ascii="맑은 고딕" w:hAnsi="맑은 고딕" w:eastAsia="맑은 고딕"/>
+          <w:b/>
+          <w:color w:val="1F2937"/>
+          <w:sz w:val="21"/>
+        </w:rPr>
+        <w:t xml:space="preserve">각종 수상경력: </w:t>
+      </w:r>
+      <w:r>
+        <w:rPr w:rFonts="맑은 고딕">
+          <w:rFonts w:ascii="맑은 고딕" w:hAnsi="맑은 고딕" w:eastAsia="맑은 고딕"/>
+          <w:b w:val="0"/>
+          <w:sz w:val="21"/>
+        </w:rPr>
+        <w:t>아바는 2010년 '로큰롤 명예의 전당' 헌액을 비롯해 수많은 명예를 안았으며, 본 앨범 또한 전 세계 각국에서 골드 및 멀티 플래티넘 인증을 획득하며 대중음악사의 불멸의 명반으로 공인받았습니다.</w:t>
+      </w:r>
+    </w:p>
+    <w:p>
+      <w:pPr>
+        <w:spacing w:line="324" w:lineRule="auto" w:before="200" w:after="80"/>
+      </w:pPr>
+      <w:r>
+        <w:rPr w:rFonts="맑은 고딕">
+          <w:rFonts w:ascii="맑은 고딕" w:hAnsi="맑은 고딕" w:eastAsia="맑은 고딕"/>
+          <w:b/>
+          <w:color w:val="1E3A8A"/>
+          <w:sz w:val="24"/>
+        </w:rPr>
+        <w:t>2. 아티스트 정보</w:t>
+      </w:r>
+    </w:p>
+    <w:p>
+      <w:pPr>
+        <w:spacing w:line="324" w:lineRule="auto" w:after="80"/>
+      </w:pPr>
+      <w:r>
+        <w:rPr w:rFonts="맑은 고딕">
+          <w:rFonts w:ascii="맑은 고딕" w:hAnsi="맑은 고딕" w:eastAsia="맑은 고딕"/>
+          <w:b w:val="0"/>
+          <w:color w:val="6B7280"/>
+          <w:sz w:val="21"/>
+        </w:rPr>
+        <w:t xml:space="preserve">· </w:t>
+      </w:r>
+      <w:r>
+        <w:rPr w:rFonts="맑은 고딕">
+          <w:rFonts w:ascii="맑은 고딕" w:hAnsi="맑은 고딕" w:eastAsia="맑은 고딕"/>
+          <w:b/>
+          <w:color w:val="1F2937"/>
+          <w:sz w:val="21"/>
+        </w:rPr>
+        <w:t xml:space="preserve">국적: </w:t>
+      </w:r>
+      <w:r>
+        <w:rPr w:rFonts="맑은 고딕">
+          <w:rFonts w:ascii="맑은 고딕" w:hAnsi="맑은 고딕" w:eastAsia="맑은 고딕"/>
+          <w:b w:val="0"/>
+          <w:sz w:val="21"/>
+        </w:rPr>
+        <w:t>스웨덴 (Sweden)</w:t>
+      </w:r>
+    </w:p>
+    <w:p>
+      <w:pPr>
+        <w:spacing w:line="324" w:lineRule="auto" w:after="80"/>
+      </w:pPr>
+      <w:r>
+        <w:rPr w:rFonts="맑은 고딕">
+          <w:rFonts w:ascii="맑은 고딕" w:hAnsi="맑은 고딕" w:eastAsia="맑은 고딕"/>
+          <w:b w:val="0"/>
+          <w:color w:val="6B7280"/>
+          <w:sz w:val="21"/>
+        </w:rPr>
+        <w:t xml:space="preserve">· </w:t>
+      </w:r>
+      <w:r>
+        <w:rPr w:rFonts="맑은 고딕">
+          <w:rFonts w:ascii="맑은 고딕" w:hAnsi="맑은 고딕" w:eastAsia="맑은 고딕"/>
+          <w:b/>
+          <w:color w:val="1F2937"/>
+          <w:sz w:val="21"/>
+        </w:rPr>
+        <w:t xml:space="preserve">생몰년도: </w:t>
+      </w:r>
+      <w:r>
+        <w:rPr w:rFonts="맑은 고딕">
+          <w:rFonts w:ascii="맑은 고딕" w:hAnsi="맑은 고딕" w:eastAsia="맑은 고딕"/>
+          <w:b w:val="0"/>
+          <w:sz w:val="21"/>
+        </w:rPr>
+        <w:t>1972년 결성</w:t>
+      </w:r>
+    </w:p>
+    <w:p>
+      <w:pPr>
+        <w:spacing w:line="324" w:lineRule="auto" w:after="80"/>
+      </w:pPr>
+      <w:r>
+        <w:rPr w:rFonts="맑은 고딕">
+          <w:rFonts w:ascii="맑은 고딕" w:hAnsi="맑은 고딕" w:eastAsia="맑은 고딕"/>
+          <w:b w:val="0"/>
+          <w:color w:val="6B7280"/>
+          <w:sz w:val="21"/>
+        </w:rPr>
+        <w:t xml:space="preserve">· </w:t>
+      </w:r>
+      <w:r>
+        <w:rPr w:rFonts="맑은 고딕">
+          <w:rFonts w:ascii="맑은 고딕" w:hAnsi="맑은 고딕" w:eastAsia="맑은 고딕"/>
+          <w:b/>
+          <w:color w:val="1F2937"/>
+          <w:sz w:val="21"/>
+        </w:rPr>
+        <w:t xml:space="preserve">그룹 소속: </w:t>
+      </w:r>
+      <w:r>
+        <w:rPr w:rFonts="맑은 고딕">
+          <w:rFonts w:ascii="맑은 고딕" w:hAnsi="맑은 고딕" w:eastAsia="맑은 고딕"/>
+          <w:b w:val="0"/>
+          <w:sz w:val="21"/>
+        </w:rPr>
+        <w:t>4인조 혼성 그룹 (아그네타 팰츠콕, 비에른 울바에우스, 베니 앤더슨, 아니프리드 린스타드)</w:t>
+      </w:r>
+    </w:p>
+    <w:p>
+      <w:pPr>
+        <w:spacing w:line="324" w:lineRule="auto" w:after="80"/>
+      </w:pPr>
+      <w:r>
+        <w:rPr w:rFonts="맑은 고딕">
+          <w:rFonts w:ascii="맑은 고딕" w:hAnsi="맑은 고딕" w:eastAsia="맑은 고딕"/>
+          <w:b w:val="0"/>
+          <w:color w:val="6B7280"/>
+          <w:sz w:val="21"/>
+        </w:rPr>
+        <w:t xml:space="preserve">· </w:t>
+      </w:r>
+      <w:r>
+        <w:rPr w:rFonts="맑은 고딕">
+          <w:rFonts w:ascii="맑은 고딕" w:hAnsi="맑은 고딕" w:eastAsia="맑은 고딕"/>
+          <w:b/>
+          <w:color w:val="1F2937"/>
+          <w:sz w:val="21"/>
+        </w:rPr>
+        <w:t xml:space="preserve">아티스트 소개: </w:t>
+      </w:r>
+      <w:r>
+        <w:rPr w:rFonts="맑은 고딕">
+          <w:rFonts w:ascii="맑은 고딕" w:hAnsi="맑은 고딕" w:eastAsia="맑은 고딕"/>
+          <w:b w:val="0"/>
+          <w:sz w:val="21"/>
+        </w:rPr>
+        <w:t>베니와 비에른의 천재적인 송라이팅과 클래시컬한 편곡, 그리고 아그네타와 프리다의 완벽한 보컬 하모니가 결합하여 팝 음악의 영원한 황금률을 구축한 전설적인 4인조 그룹입니다. 북유럽 특유의 서정적인 멜랑콜리와 세련된 리듬 감각을 경이로운 완성도로 결합하며 20세기 대중음악사에 독보적인 미학적 이정표를 세웠습니다.</w:t>
+      </w:r>
+    </w:p>
+    <w:p>
+      <w:pPr>
+        <w:spacing w:line="324" w:lineRule="auto" w:before="200" w:after="80"/>
+      </w:pPr>
+      <w:r>
+        <w:rPr w:rFonts="맑은 고딕">
+          <w:rFonts w:ascii="맑은 고딕" w:hAnsi="맑은 고딕" w:eastAsia="맑은 고딕"/>
+          <w:b/>
+          <w:color w:val="1E3A8A"/>
+          <w:sz w:val="24"/>
+        </w:rPr>
+        <w:t>3. 음반 상세 분석</w:t>
+      </w:r>
+    </w:p>
+    <w:p>
+      <w:pPr>
+        <w:spacing w:line="324" w:lineRule="auto" w:after="80"/>
+      </w:pPr>
+      <w:r>
+        <w:rPr w:rFonts="맑은 고딕">
+          <w:rFonts w:ascii="맑은 고딕" w:hAnsi="맑은 고딕" w:eastAsia="맑은 고딕"/>
+          <w:b w:val="0"/>
+          <w:color w:val="6B7280"/>
+          <w:sz w:val="21"/>
+        </w:rPr>
+        <w:t xml:space="preserve">· </w:t>
+      </w:r>
+      <w:r>
+        <w:rPr w:rFonts="맑은 고딕">
+          <w:rFonts w:ascii="맑은 고딕" w:hAnsi="맑은 고딕" w:eastAsia="맑은 고딕"/>
+          <w:b/>
+          <w:color w:val="1F2937"/>
+          <w:sz w:val="21"/>
+        </w:rPr>
+        <w:t xml:space="preserve">역사적 위치: </w:t>
+      </w:r>
+      <w:r>
+        <w:rPr w:rFonts="맑은 고딕">
+          <w:rFonts w:ascii="맑은 고딕" w:hAnsi="맑은 고딕" w:eastAsia="맑은 고딕"/>
+          <w:b w:val="0"/>
+          <w:sz w:val="21"/>
+        </w:rPr>
+        <w:t>&lt;Arrival&gt;, &lt;The Album&gt;, &lt;Voulez-Vous&gt;로 이어지는 아바의 최고 음악적 융성기를 정교하게 응축한 음반으로, 단순한 히트곡 모음집을 넘어 정교한 팝 사운드의 건축미가 도달할 수 있는 가장 우아한 정전(正典)으로 평가받습니다.</w:t>
+      </w:r>
+    </w:p>
+    <w:p>
+      <w:pPr>
+        <w:spacing w:line="324" w:lineRule="auto" w:after="80"/>
+      </w:pPr>
+      <w:r>
+        <w:rPr w:rFonts="맑은 고딕">
+          <w:rFonts w:ascii="맑은 고딕" w:hAnsi="맑은 고딕" w:eastAsia="맑은 고딕"/>
+          <w:b w:val="0"/>
+          <w:color w:val="6B7280"/>
+          <w:sz w:val="21"/>
+        </w:rPr>
+        <w:t xml:space="preserve">· </w:t>
+      </w:r>
+      <w:r>
+        <w:rPr w:rFonts="맑은 고딕">
+          <w:rFonts w:ascii="맑은 고딕" w:hAnsi="맑은 고딕" w:eastAsia="맑은 고딕"/>
+          <w:b/>
+          <w:color w:val="1F2937"/>
+          <w:sz w:val="21"/>
+        </w:rPr>
+        <w:t xml:space="preserve">시대의 흔적(스토리텔링): </w:t>
+      </w:r>
+      <w:r>
+        <w:rPr w:rFonts="맑은 고딕">
+          <w:rFonts w:ascii="맑은 고딕" w:hAnsi="맑은 고딕" w:eastAsia="맑은 고딕"/>
+          <w:b w:val="0"/>
+          <w:sz w:val="21"/>
+        </w:rPr>
+        <w:t>1970년대 후반 전 세계를 수놓았던 화려한 디스코 열풍과 그 이면에 깃든 청춘들의 아련한 고독과 낭만을 고스란히 투영하고 있습니다. 당시 라디오와 카페, 전 세계 각 가정의 전축을 울리며 수많은 이들의 슬픔을 달래고 삶의 찬란한 순간을 축복해 주었던 시대의 온기가 고스란히 각인되어 있습니다.</w:t>
+      </w:r>
+    </w:p>
+    <w:p>
+      <w:pPr>
+        <w:spacing w:line="324" w:lineRule="auto" w:before="200" w:after="80"/>
+      </w:pPr>
+      <w:r>
+        <w:rPr w:rFonts="맑은 고딕">
+          <w:rFonts w:ascii="맑은 고딕" w:hAnsi="맑은 고딕" w:eastAsia="맑은 고딕"/>
+          <w:b/>
+          <w:color w:val="1E3A8A"/>
+          <w:sz w:val="24"/>
+        </w:rPr>
+        <w:t>4. 주요 수록곡 및 감상 제언</w:t>
+      </w:r>
+    </w:p>
+    <w:p>
+      <w:pPr>
+        <w:spacing w:line="324" w:lineRule="auto" w:after="80"/>
+      </w:pPr>
+      <w:r>
+        <w:rPr w:rFonts="맑은 고딕">
+          <w:rFonts w:ascii="맑은 고딕" w:hAnsi="맑은 고딕" w:eastAsia="맑은 고딕"/>
+          <w:b w:val="0"/>
+          <w:color w:val="6B7280"/>
+          <w:sz w:val="21"/>
+        </w:rPr>
+        <w:t xml:space="preserve">· </w:t>
+      </w:r>
+      <w:r>
+        <w:rPr w:rFonts="맑은 고딕">
+          <w:rFonts w:ascii="맑은 고딕" w:hAnsi="맑은 고딕" w:eastAsia="맑은 고딕"/>
+          <w:b/>
+          <w:color w:val="1F2937"/>
+          <w:sz w:val="21"/>
+        </w:rPr>
+        <w:t xml:space="preserve">주요 수록곡 특징: </w:t>
+      </w:r>
+      <w:r>
+        <w:rPr w:rFonts="맑은 고딕">
+          <w:rFonts w:ascii="맑은 고딕" w:hAnsi="맑은 고딕" w:eastAsia="맑은 고딕"/>
+          <w:b w:val="0"/>
+          <w:sz w:val="21"/>
+        </w:rPr>
+        <w:t>팝 역사상 가장 완벽한 선율미를 자랑하는 'Dancing Queen', 세련된 디스코 그루브 속에 짙은 외로움을 녹여낸 명곡 'Gimme! Gimme! Gimme! (A Man After Midnight)', 그리고 클래시컬한 비장미와 따스한 위로를 건네는 'Chiquitita'와 'Knowing Me, Knowing You' 등 수록곡 전편이 화려한 축제와 깊은 서정성을 넘나듭니다.</w:t>
+      </w:r>
+    </w:p>
+    <w:p>
+      <w:pPr>
+        <w:spacing w:line="324" w:lineRule="auto" w:after="80"/>
+      </w:pPr>
+      <w:r>
+        <w:rPr w:rFonts="맑은 고딕">
+          <w:rFonts w:ascii="맑은 고딕" w:hAnsi="맑은 고딕" w:eastAsia="맑은 고딕"/>
+          <w:b w:val="0"/>
+          <w:color w:val="6B7280"/>
+          <w:sz w:val="21"/>
+        </w:rPr>
+        <w:t xml:space="preserve">· </w:t>
+      </w:r>
+      <w:r>
+        <w:rPr w:rFonts="맑은 고딕">
+          <w:rFonts w:ascii="맑은 고딕" w:hAnsi="맑은 고딕" w:eastAsia="맑은 고딕"/>
+          <w:b/>
+          <w:color w:val="1F2937"/>
+          <w:sz w:val="21"/>
+        </w:rPr>
+        <w:t xml:space="preserve">빈티지 감상 제언: </w:t>
+      </w:r>
+      <w:r>
+        <w:rPr w:rFonts="맑은 고딕">
+          <w:rFonts w:ascii="맑은 고딕" w:hAnsi="맑은 고딕" w:eastAsia="맑은 고딕"/>
+          <w:b w:val="0"/>
+          <w:sz w:val="21"/>
+        </w:rPr>
+        <w:t>디지털 음원에서는 느끼기 힘든 촘촘한 보컬 오버더빙의 층위와 풍성한 베이스라인이 LP 특유의 두툼하고 따뜻한 아날로그 사운드로 입체감 있게 살아납니다. 진공관 앰프의 은은한 배음과 턴테이블의 정숙한 바늘 끝을 통해 감상할 때, 두 여성 보컬의 천상의 화음이 청음실 가득 환상적인 공간감을 직조해 냅니다.</w:t>
+      </w:r>
+    </w:p>
+    <w:p>
+      <w:pPr>
+        <w:spacing w:line="324" w:lineRule="auto" w:after="80"/>
+      </w:pPr>
+      <w:r>
+        <w:rPr w:rFonts="맑은 고딕">
+          <w:rFonts w:ascii="맑은 고딕" w:hAnsi="맑은 고딕" w:eastAsia="맑은 고딕"/>
+          <w:b w:val="0"/>
+          <w:color w:val="6B7280"/>
+          <w:sz w:val="21"/>
+        </w:rPr>
+        <w:t xml:space="preserve">· </w:t>
+      </w:r>
+      <w:r>
+        <w:rPr w:rFonts="맑은 고딕">
+          <w:rFonts w:ascii="맑은 고딕" w:hAnsi="맑은 고딕" w:eastAsia="맑은 고딕"/>
+          <w:b/>
+          <w:color w:val="1F2937"/>
+          <w:sz w:val="21"/>
+        </w:rPr>
+        <w:t xml:space="preserve">소장 가치: </w:t>
+      </w:r>
+      <w:r>
+        <w:rPr w:rFonts="맑은 고딕">
+          <w:rFonts w:ascii="맑은 고딕" w:hAnsi="맑은 고딕" w:eastAsia="맑은 고딕"/>
+          <w:b w:val="0"/>
+          <w:sz w:val="21"/>
+        </w:rPr>
+        <w:t>아바의 가장 눈부셨던 4개년의 음악적 정수를 오리지널 바이닐의 깊은 소릿골에 온전히 보존한 앨범으로, 팝 애호가는 물론 클래식 애청가의 서재에서도 영원히 빛을 발할 높은 예술적·소장적 가치를 지닙니다.</w:t>
+      </w:r>
+    </w:p>
+    <w:p>
+      <w:pPr>
+        <w:spacing w:line="324" w:lineRule="auto" w:after="120" w:before="160"/>
+      </w:pPr>
+      <w:r>
+        <w:rPr w:rFonts="맑은 고딕">
+          <w:rFonts w:ascii="맑은 고딕" w:hAnsi="맑은 고딕" w:eastAsia="맑은 고딕"/>
+          <w:b/>
+          <w:color w:val="4338CA"/>
+          <w:sz w:val="21"/>
+        </w:rPr>
+        <w:t>이 음반을 통해 시대를 초월하여 은막처럼 찬란하게 피어나는 아바의 황금빛 선율이 전해주는 감동을 다시 한번 경험해 보시는 것은 어떨까요?</w:t>
       </w:r>
     </w:p>
     <w:sectPr>
       <w:pgSz w:w="12240" w:h="15840"/>
-      <w:pgMar w:top="1440" w:right="1440" w:bottom="1440" w:left="1440" w:header="720" w:footer="720" w:gutter="0"/>
+      <w:pgMar w:top="1152" w:right="1296" w:bottom="1152" w:left="1296" w:header="720" w:footer="720" w:gutter="0"/>
       <w:cols w:space="720"/>
       <w:docGrid w:linePitch="360"/>
     </w:sectPr>

--- a/word_reports/LP_0044_위치_347_ABBA_Greatest Hits Vol.2.docx
+++ b/word_reports/LP_0044_위치_347_ABBA_Greatest Hits Vol.2.docx
@@ -32,7 +32,7 @@
     </w:p>
     <w:p>
       <w:pPr>
-        <w:spacing w:line="324" w:lineRule="auto" w:before="80" w:after="160"/>
+        <w:spacing w:line="324" w:lineRule="auto" w:before="80" w:after="120"/>
       </w:pPr>
       <w:r>
         <w:rPr w:rFonts="맑은 고딕">
@@ -42,13 +42,6 @@
           <w:sz w:val="22"/>
         </w:rPr>
         <w:t xml:space="preserve">[음반 소개] </w:t>
-      </w:r>
-      <w:r>
-        <w:rPr w:rFonts="맑은 고딕">
-          <w:rFonts w:ascii="맑은 고딕" w:hAnsi="맑은 고딕" w:eastAsia="맑은 고딕"/>
-          <w:b w:val="0"/>
-          <w:sz w:val="21"/>
-        </w:rPr>
       </w:r>
     </w:p>
     <w:p>
@@ -61,7 +54,33 @@
           <w:b w:val="0"/>
           <w:sz w:val="21"/>
         </w:rPr>
-        <w:t>1970년대 후반 찬란했던 유로팝의 황금기를 관통하며 북유럽의 정갈한 서정과 유려한 멜로디의 정점을 아로새긴 아바(ABBA)의 기념비적인 베스트 앨범입니다. 전작의 눈부신 성공을 넘어 음악적 성숙과 대중적 세련미가 완벽한 조화를 이룬 최전성기의 명곡들을 엄선하여 엮어낸 이 음반은, 시대를 초월해 인류의 보편적 감수성을 두드리는 마법 같은 선율을 품고 있습니다. 턴테이블의 회전과 함께 피어오르는 찬란한 하모니는 잊히지 않는 청춘의 온기와 아련한 낭만을 아날로그의 유려한 숨결로 온전히 되살려냅니다.</w:t>
+        <w:t>1970년대의 저물어가는 노을 속에서 팝 음악사는 북유럽의 투명한 서정과 거대한 스펙터클이 만나는 찬란한 정점을 목격했습니다. 스웨덴이라는 북구의 대지에서 피어난 4인조 그룹 ABBA는 1974년 유로비전 송 콘테스트의 혜성 같은 승리 이후, 영미권 중심의 팝 씬에 전무후무한 음악적 파동을 일으켰습니다. 1979년 늦가을에 발매된 《Greatest Hits Vol. 2》는 바로 그 눈부신 영광의 한가운데서, 그룹이 도달한 예술적 완성과 대중적 절정을 집대성하여 온 세상에 타전한 불멸의 기록입니다.</w:t>
+      </w:r>
+    </w:p>
+    <w:p>
+      <w:pPr>
+        <w:spacing w:line="324" w:lineRule="auto" w:after="120"/>
+      </w:pPr>
+      <w:r>
+        <w:rPr w:rFonts="맑은 고딕">
+          <w:rFonts w:ascii="맑은 고딕" w:hAnsi="맑은 고딕" w:eastAsia="맑은 고딕"/>
+          <w:b w:val="0"/>
+          <w:sz w:val="21"/>
+        </w:rPr>
+        <w:t>이 음반은 단순한 상업적 히트곡 모음집의 범주를 아득히 뛰어넘습니다. 전작인 《Arrival》, 《The Album》, 그리고 동시대의 수작 《Voulez-Vous》로 이어지는 ABBA의 황금기 궤적을 치밀하게 조율하여 담아낸 한 편의 서사시와도 같습니다. 베니 앤더슨과 비에른 울바에우스가 빚어낸 오케스트라적 정밀함의 멜로디 아키텍처, 그리고 아그네사 팰트스코그와 아니프리드 륑스타드가 쌓아 올린 천상의 화음은 당대를 휩쓸던 디스코의 역동적인 리듬과 결합하여 전례 없는 품격을 획득했습니다. 그들의 음악은 찰나의 유행에 휩쓸리지 않고, 대중음악이 도달할 수 있는 가장 우아하고 완벽한 구조미를 보여주었습니다.</w:t>
+      </w:r>
+    </w:p>
+    <w:p>
+      <w:pPr>
+        <w:spacing w:line="324" w:lineRule="auto" w:after="120"/>
+      </w:pPr>
+      <w:r>
+        <w:rPr w:rFonts="맑은 고딕">
+          <w:rFonts w:ascii="맑은 고딕" w:hAnsi="맑은 고딕" w:eastAsia="맑은 고딕"/>
+          <w:b w:val="0"/>
+          <w:sz w:val="21"/>
+        </w:rPr>
+        <w:t>무엇보다 이 앨범에 흐르는 미학적 본질은 눈부신 화려함의 이면에 깃든 짙은 ‘멜랑콜리(Melancholy)’에 있습니다. 춤추듯 약동하는 리듬 사이로 스며 나오는 북유럽 특유의 시린 정서와 쓸쓸한 슬픔, 인간관계의 균열과 성숙한 이별의 아픔을 노래한 서정성은 세월이 흘러도 결코 퇴색하지 않는 깊은 울림을 전합니다. 네 사람의 영혼이 가장 뜨겁게 공명하던 순간을 아날로그 소리골에 아로새긴 본작은, 반세기가 흐른 오늘날에도 팝 음악이 지닐 수 있는 가장 순수한 마법과 낭만을 증명하고 있습니다.</w:t>
       </w:r>
     </w:p>
     <w:p>
@@ -168,7 +187,7 @@
           <w:b w:val="0"/>
           <w:sz w:val="21"/>
         </w:rPr>
-        <w:t>1979년 11월 폴라 뮤직(Polar Music)을 통해 발매되었으며, 대규모 월드 투어의 절정과 맞물려 1976년부터 1979년까지 이들이 도달한 음악적 결실을 집대성한 역사적 컴필레이션 음반입니다.</w:t>
+        <w:t>1979년 11월 폴라 뮤직(Polar Music)을 통해 발매된 공식 두 번째 베스트 앨범으로, 《Arrival》(1976), 《The Album》(1977), 《Voulez-Vous》(1979)의 정점기 트랙들과 전설적인 미발표 신곡 "Gimme! Gimme! Gimme!"를 함께 수록하며 그룹의 전성기를 기념비적으로 집약한 명반.</w:t>
       </w:r>
     </w:p>
     <w:p>
@@ -199,7 +218,7 @@
           <w:b w:val="0"/>
           <w:sz w:val="21"/>
         </w:rPr>
-        <w:t>발매와 동시에 영국 앨범 차트 1위를 비롯하여 유럽 전역과 일본, 호주 등 글로벌 차트 정상을 석권하였고, 영국에서만 멀티 플래티넘을 기록하는 등 전 세계 수백만 장의 판매고를 올리며 시대의 애청반으로 확고히 자리매김했습니다.</w:t>
+        <w:t>발매와 동시에 영국 앨범 차트 1위를 4주간 차지하였으며, 일본, 독일, 캐나다 등 전 세계 주요 음악 차트 최상위권을 석권하고 멀티 플래티넘을 기록하며 수백만 장 이상의 경이적인 판매고를 달성함.</w:t>
       </w:r>
     </w:p>
     <w:p>
@@ -230,7 +249,7 @@
           <w:b w:val="0"/>
           <w:sz w:val="21"/>
         </w:rPr>
-        <w:t>아바는 2010년 '로큰롤 명예의 전당' 헌액을 비롯해 수많은 명예를 안았으며, 본 앨범 또한 전 세계 각국에서 골드 및 멀티 플래티넘 인증을 획득하며 대중음악사의 불멸의 명반으로 공인받았습니다.</w:t>
+        <w:t>영국 음반 산업 협회(BPI) 플래티넘 인증을 비롯해 전 세계 다수 국가에서 골드 및 플래티넘 디스크를 수상하였으며, 훗날 ABBA가 로큰롤 명예의 전당(Rock and Roll Hall of Fame)에 헌액되는 확고한 토대를 마련한 역사적 앨범.</w:t>
       </w:r>
     </w:p>
     <w:p>
@@ -306,7 +325,7 @@
           <w:b w:val="0"/>
           <w:sz w:val="21"/>
         </w:rPr>
-        <w:t>1972년 결성</w:t>
+        <w:t>1972년 결성 (1982년 활동 중단, 2021년 재결성)</w:t>
       </w:r>
     </w:p>
     <w:p>
@@ -337,7 +356,7 @@
           <w:b w:val="0"/>
           <w:sz w:val="21"/>
         </w:rPr>
-        <w:t>4인조 혼성 그룹 (아그네타 팰츠콕, 비에른 울바에우스, 베니 앤더슨, 아니프리드 린스타드)</w:t>
+        <w:t>4인조 혼성 팝 그룹 (Agnetha Fältskog, Björn Ulvaeus, Benny Andersson, Anni-Frid Lyngstad)</w:t>
       </w:r>
     </w:p>
     <w:p>
@@ -368,7 +387,7 @@
           <w:b w:val="0"/>
           <w:sz w:val="21"/>
         </w:rPr>
-        <w:t>베니와 비에른의 천재적인 송라이팅과 클래시컬한 편곡, 그리고 아그네타와 프리다의 완벽한 보컬 하모니가 결합하여 팝 음악의 영원한 황금률을 구축한 전설적인 4인조 그룹입니다. 북유럽 특유의 서정적인 멜랑콜리와 세련된 리듬 감각을 경이로운 완성도로 결합하며 20세기 대중음악사에 독보적인 미학적 이정표를 세웠습니다.</w:t>
+        <w:t>언어와 국경의 한계를 넘어 전 세계 대중음악의 판도를 완전히 재편한 20세기 최고의 팝 아티스트입니다. 정교하게 직조된 화성학과 북유럽 고유의 서정미를 결합하여 대중음악을 불멸의 예술적 경지로 끌어올렸으며, 현대 팝 음악의 영원한 클래식이자 상징으로 추앙받고 있습니다.</w:t>
       </w:r>
     </w:p>
     <w:p>
@@ -413,7 +432,7 @@
           <w:b w:val="0"/>
           <w:sz w:val="21"/>
         </w:rPr>
-        <w:t>&lt;Arrival&gt;, &lt;The Album&gt;, &lt;Voulez-Vous&gt;로 이어지는 아바의 최고 음악적 융성기를 정교하게 응축한 음반으로, 단순한 히트곡 모음집을 넘어 정교한 팝 사운드의 건축미가 도달할 수 있는 가장 우아한 정전(正典)으로 평가받습니다.</w:t>
+        <w:t>1970년대 후반 팝과 유로 디스코 음악의 황금기를 상징하는 절대적인 마스터피스로, 영미권 중심의 음악 시장에서 비영어권 아티스트가 이룩한 가장 위대한 상업적·예술적 정점으로 평가받는 앨범.</w:t>
       </w:r>
     </w:p>
     <w:p>
@@ -444,7 +463,7 @@
           <w:b w:val="0"/>
           <w:sz w:val="21"/>
         </w:rPr>
-        <w:t>1970년대 후반 전 세계를 수놓았던 화려한 디스코 열풍과 그 이면에 깃든 청춘들의 아련한 고독과 낭만을 고스란히 투영하고 있습니다. 당시 라디오와 카페, 전 세계 각 가정의 전축을 울리며 수많은 이들의 슬픔을 달래고 삶의 찬란한 순간을 축복해 주었던 시대의 온기가 고스란히 각인되어 있습니다.</w:t>
+        <w:t>1970년대 말 화려한 미러볼 아래 펼쳐진 디스코 클럽의 환희와 열기, 그리고 차가운 밤공기 속으로 걸어 나오는 청춘들의 고독과 낭만이 교차하던 시대적 공기와 정서를 생생히 포착하고 있음.</w:t>
       </w:r>
     </w:p>
     <w:p>
@@ -489,7 +508,7 @@
           <w:b w:val="0"/>
           <w:sz w:val="21"/>
         </w:rPr>
-        <w:t>팝 역사상 가장 완벽한 선율미를 자랑하는 'Dancing Queen', 세련된 디스코 그루브 속에 짙은 외로움을 녹여낸 명곡 'Gimme! Gimme! Gimme! (A Man After Midnight)', 그리고 클래시컬한 비장미와 따스한 위로를 건네는 'Chiquitita'와 'Knowing Me, Knowing You' 등 수록곡 전편이 화려한 축제와 깊은 서정성을 넘나듭니다.</w:t>
+        <w:t>20세기 최고의 팝 앤섬이자 눈부신 해방감을 안겨주는 "Dancing Queen", 신스베이스의 격렬한 질주와 절박한 고독의 정조가 맞물린 "Gimme! Gimme! Gimme! (A Man After Midnight)", 이별의 서늘한 정적을 세련된 멜로디로 어루만지는 "Knowing Me, Knowing You", 그리고 따스한 포크적 위로를 건네는 "Chiquitita" 등 수록곡 전반에 걸쳐 완벽한 기승전결과 다채로운 서정성을 과시함.</w:t>
       </w:r>
     </w:p>
     <w:p>
@@ -520,7 +539,7 @@
           <w:b w:val="0"/>
           <w:sz w:val="21"/>
         </w:rPr>
-        <w:t>디지털 음원에서는 느끼기 힘든 촘촘한 보컬 오버더빙의 층위와 풍성한 베이스라인이 LP 특유의 두툼하고 따뜻한 아날로그 사운드로 입체감 있게 살아납니다. 진공관 앰프의 은은한 배음과 턴테이블의 정숙한 바늘 끝을 통해 감상할 때, 두 여성 보컬의 천상의 화음이 청음실 가득 환상적인 공간감을 직조해 냅니다.</w:t>
+        <w:t>턴테이블의 바늘이 소리골을 탈 때 피어오르는 아그네사와 프리다의 두터운 보컬 하모니, 진공관 앰프를 통해 증폭되는 아날로그 신시사이저와 베이스라인의 풍성한 타격감은 디지털 음원에서는 결코 체감할 수 없는 농밀한 공간감과 따스한 온기를 선사함.</w:t>
       </w:r>
     </w:p>
     <w:p>
@@ -551,7 +570,7 @@
           <w:b w:val="0"/>
           <w:sz w:val="21"/>
         </w:rPr>
-        <w:t>아바의 가장 눈부셨던 4개년의 음악적 정수를 오리지널 바이닐의 깊은 소릿골에 온전히 보존한 앨범으로, 팝 애호가는 물론 클래식 애청가의 서재에서도 영원히 빛을 발할 높은 예술적·소장적 가치를 지닙니다.</w:t>
+        <w:t>ABBA의 음악 세계가 가장 찬란하게 만개했던 1970년대 후반의 정수를 오리지널 바이닐의 아날로그 사운드로 완벽히 소유할 수 있다는 점에서, 정통 팝과 클래식 애호가 모두의 음반장에 품격을 더해줄 필수 소장반.</w:t>
       </w:r>
     </w:p>
     <w:p>
@@ -565,7 +584,7 @@
           <w:color w:val="4338CA"/>
           <w:sz w:val="21"/>
         </w:rPr>
-        <w:t>이 음반을 통해 시대를 초월하여 은막처럼 찬란하게 피어나는 아바의 황금빛 선율이 전해주는 감동을 다시 한번 경험해 보시는 것은 어떨까요?</w:t>
+        <w:t>이 음반을 통해 북유럽의 투명한 서정과 눈부신 황금빛 멜로디가 전해주는 감동을 다시 한번 경험해 보시는 것은 어떨까요?</w:t>
       </w:r>
     </w:p>
     <w:sectPr>
